--- a/Coding 1 - year/Unit 5 - Functions and Modularity/Daily Lesson Plans/Word/Day 100.docx
+++ b/Coding 1 - year/Unit 5 - Functions and Modularity/Daily Lesson Plans/Word/Day 100.docx
@@ -50,12 +50,15 @@
               </w:rPr>
               <w:t xml:space="preserve">Coding I — Full Year</w:t>
             </w:r>
-          </w:p>
-          <w:p>
-            <w:pPr>
-              <w:spacing w:before="40"/>
-              <w:jc w:val="center"/>
-            </w:pPr>
+            <w:r>
+              <w:rPr>
+                <w:rFonts w:ascii="Arial" w:cs="Arial" w:eastAsia="Arial" w:hAnsi="Arial"/>
+                <w:sz w:val="16"/>
+                <w:szCs w:val="16"/>
+              </w:rPr>
+              <w:br/>
+              <w:t xml:space="preserve"/>
+            </w:r>
             <w:r>
               <w:rPr>
                 <w:rFonts w:ascii="Arial" w:cs="Arial" w:eastAsia="Arial" w:hAnsi="Arial"/>
@@ -83,7 +86,7 @@
           <w:rFonts w:ascii="Arial" w:cs="Arial" w:eastAsia="Arial" w:hAnsi="Arial"/>
           <w:b/>
           <w:bCs/>
-          <w:color w:val="1F3864"/>
+          <w:color w:val="2B5797"/>
           <w:sz w:val="32"/>
           <w:szCs w:val="32"/>
         </w:rPr>
@@ -261,9 +264,9 @@
               <w:right w:val="single" w:color="CCCCCC" w:sz="1"/>
             </w:tcBorders>
             <w:tcMar>
-              <w:top w:type="dxa" w:w="60"/>
+              <w:top w:type="dxa" w:w="80"/>
               <w:left w:type="dxa" w:w="120"/>
-              <w:bottom w:type="dxa" w:w="60"/>
+              <w:bottom w:type="dxa" w:w="80"/>
               <w:right w:type="dxa" w:w="120"/>
             </w:tcMar>
           </w:tcPr>
@@ -290,20 +293,147 @@
               <w:right w:val="single" w:color="CCCCCC" w:sz="1"/>
             </w:tcBorders>
             <w:tcMar>
-              <w:top w:type="dxa" w:w="60"/>
+              <w:top w:type="dxa" w:w="80"/>
               <w:left w:type="dxa" w:w="120"/>
-              <w:bottom w:type="dxa" w:w="60"/>
+              <w:bottom w:type="dxa" w:w="80"/>
               <w:right w:type="dxa" w:w="120"/>
             </w:tcMar>
           </w:tcPr>
           <w:p>
-            <w:r>
-              <w:rPr>
-                <w:rFonts w:ascii="Arial" w:cs="Arial" w:eastAsia="Arial" w:hAnsi="Arial"/>
-                <w:sz w:val="20"/>
-                <w:szCs w:val="20"/>
+            <w:pPr>
+              <w:spacing w:after="80" w:before="80"/>
+            </w:pPr>
+            <w:r>
+              <w:rPr>
+                <w:rFonts w:ascii="Arial" w:cs="Arial" w:eastAsia="Arial" w:hAnsi="Arial"/>
+                <w:b/>
+                <w:bCs/>
+                <w:i w:val="false"/>
+                <w:iCs w:val="false"/>
+                <w:color w:val="000000"/>
+                <w:sz w:val="22"/>
+                <w:szCs w:val="22"/>
               </w:rPr>
               <w:t xml:space="preserve">Bell Ringer / Review</w:t>
+            </w:r>
+            <w:r>
+              <w:rPr>
+                <w:rFonts w:ascii="Arial" w:cs="Arial" w:eastAsia="Arial" w:hAnsi="Arial"/>
+                <w:sz w:val="20"/>
+                <w:szCs w:val="20"/>
+              </w:rPr>
+              <w:br/>
+              <w:t xml:space="preserve"/>
+            </w:r>
+            <w:r>
+              <w:rPr>
+                <w:rFonts w:ascii="Arial" w:cs="Arial" w:eastAsia="Arial" w:hAnsi="Arial"/>
+                <w:sz w:val="20"/>
+                <w:szCs w:val="20"/>
+              </w:rPr>
+              <w:br/>
+              <w:t xml:space="preserve"/>
+            </w:r>
+            <w:r>
+              <w:rPr>
+                <w:rFonts w:ascii="Arial" w:cs="Arial" w:eastAsia="Arial" w:hAnsi="Arial"/>
+                <w:b/>
+                <w:bCs/>
+                <w:i w:val="false"/>
+                <w:iCs w:val="false"/>
+                <w:color w:val="000000"/>
+                <w:sz w:val="20"/>
+                <w:szCs w:val="20"/>
+              </w:rPr>
+              <w:t xml:space="preserve">Quick Write </w:t>
+            </w:r>
+            <w:r>
+              <w:rPr>
+                <w:rFonts w:ascii="Arial" w:cs="Arial" w:eastAsia="Arial" w:hAnsi="Arial"/>
+                <w:b w:val="false"/>
+                <w:bCs w:val="false"/>
+                <w:i w:val="false"/>
+                <w:iCs w:val="false"/>
+                <w:color w:val="000000"/>
+                <w:sz w:val="20"/>
+                <w:szCs w:val="20"/>
+              </w:rPr>
+              <w:t xml:space="preserve">(3 min — written or verbal):</w:t>
+            </w:r>
+            <w:r>
+              <w:rPr>
+                <w:rFonts w:ascii="Arial" w:cs="Arial" w:eastAsia="Arial" w:hAnsi="Arial"/>
+                <w:sz w:val="20"/>
+                <w:szCs w:val="20"/>
+              </w:rPr>
+              <w:br/>
+              <w:t xml:space="preserve"/>
+            </w:r>
+            <w:r>
+              <w:rPr>
+                <w:rFonts w:ascii="Arial" w:cs="Arial" w:eastAsia="Arial" w:hAnsi="Arial"/>
+                <w:b w:val="false"/>
+                <w:bCs w:val="false"/>
+                <w:i w:val="false"/>
+                <w:iCs w:val="false"/>
+                <w:color w:val="000000"/>
+                <w:sz w:val="20"/>
+                <w:szCs w:val="20"/>
+              </w:rPr>
+              <w:t xml:space="preserve">    In your own words: Design and build a library of related functions and test them together in a complete program?</w:t>
+            </w:r>
+            <w:r>
+              <w:rPr>
+                <w:rFonts w:ascii="Arial" w:cs="Arial" w:eastAsia="Arial" w:hAnsi="Arial"/>
+                <w:sz w:val="20"/>
+                <w:szCs w:val="20"/>
+              </w:rPr>
+              <w:br/>
+              <w:t xml:space="preserve"/>
+            </w:r>
+            <w:r>
+              <w:rPr>
+                <w:rFonts w:ascii="Arial" w:cs="Arial" w:eastAsia="Arial" w:hAnsi="Arial"/>
+                <w:sz w:val="20"/>
+                <w:szCs w:val="20"/>
+              </w:rPr>
+              <w:br/>
+              <w:t xml:space="preserve"/>
+            </w:r>
+            <w:r>
+              <w:rPr>
+                <w:rFonts w:ascii="Arial" w:cs="Arial" w:eastAsia="Arial" w:hAnsi="Arial"/>
+                <w:b w:val="false"/>
+                <w:bCs w:val="false"/>
+                <w:i/>
+                <w:iCs/>
+                <w:color w:val="444444"/>
+                <w:sz w:val="20"/>
+                <w:szCs w:val="20"/>
+              </w:rPr>
+              <w:t xml:space="preserve">Today's Goal: By the end of class you will be able to design and build a library of related functions and test them together in a complete program.</w:t>
+            </w:r>
+            <w:r>
+              <w:rPr>
+                <w:rFonts w:ascii="Arial" w:cs="Arial" w:eastAsia="Arial" w:hAnsi="Arial"/>
+                <w:sz w:val="20"/>
+                <w:szCs w:val="20"/>
+              </w:rPr>
+              <w:br/>
+              <w:t xml:space="preserve"/>
+            </w:r>
+            <w:r>
+              <w:rPr>
+                <w:rFonts w:ascii="Arial" w:cs="Arial" w:eastAsia="Arial" w:hAnsi="Arial"/>
+                <w:b w:val="false"/>
+                <w:bCs w:val="false"/>
+                <w:i/>
+                <w:iCs/>
+                <w:color w:val="555555"/>
+                <w:sz w:val="20"/>
+                <w:szCs w:val="20"/>
+              </w:rPr>
+              <w:t xml:space="preserve">→ Pair-share your response, then 2–3 students share with the class.</w:t>
             </w:r>
           </w:p>
         </w:tc>
@@ -319,9 +449,9 @@
               <w:right w:val="single" w:color="CCCCCC" w:sz="1"/>
             </w:tcBorders>
             <w:tcMar>
-              <w:top w:type="dxa" w:w="60"/>
+              <w:top w:type="dxa" w:w="80"/>
               <w:left w:type="dxa" w:w="120"/>
-              <w:bottom w:type="dxa" w:w="60"/>
+              <w:bottom w:type="dxa" w:w="80"/>
               <w:right w:type="dxa" w:w="120"/>
             </w:tcMar>
           </w:tcPr>
@@ -348,20 +478,164 @@
               <w:right w:val="single" w:color="CCCCCC" w:sz="1"/>
             </w:tcBorders>
             <w:tcMar>
-              <w:top w:type="dxa" w:w="60"/>
+              <w:top w:type="dxa" w:w="80"/>
               <w:left w:type="dxa" w:w="120"/>
-              <w:bottom w:type="dxa" w:w="60"/>
+              <w:bottom w:type="dxa" w:w="80"/>
               <w:right w:type="dxa" w:w="120"/>
             </w:tcMar>
           </w:tcPr>
           <w:p>
-            <w:r>
-              <w:rPr>
-                <w:rFonts w:ascii="Arial" w:cs="Arial" w:eastAsia="Arial" w:hAnsi="Arial"/>
-                <w:sz w:val="20"/>
-                <w:szCs w:val="20"/>
-              </w:rPr>
-              <w:t xml:space="preserve">Mini Lesson: Practice Lab — Building a Function Library</w:t>
+            <w:pPr>
+              <w:spacing w:after="80" w:before="80"/>
+            </w:pPr>
+            <w:r>
+              <w:rPr>
+                <w:rFonts w:ascii="Arial" w:cs="Arial" w:eastAsia="Arial" w:hAnsi="Arial"/>
+                <w:b/>
+                <w:bCs/>
+                <w:i w:val="false"/>
+                <w:iCs w:val="false"/>
+                <w:color w:val="000000"/>
+                <w:sz w:val="22"/>
+                <w:szCs w:val="22"/>
+              </w:rPr>
+              <w:t xml:space="preserve">Mini Lesson: </w:t>
+            </w:r>
+            <w:r>
+              <w:rPr>
+                <w:rFonts w:ascii="Arial" w:cs="Arial" w:eastAsia="Arial" w:hAnsi="Arial"/>
+                <w:b w:val="false"/>
+                <w:bCs w:val="false"/>
+                <w:i w:val="false"/>
+                <w:iCs w:val="false"/>
+                <w:color w:val="000000"/>
+                <w:sz w:val="22"/>
+                <w:szCs w:val="22"/>
+              </w:rPr>
+              <w:t xml:space="preserve">Practice Lab — Building a Function Library</w:t>
+            </w:r>
+            <w:r>
+              <w:rPr>
+                <w:rFonts w:ascii="Arial" w:cs="Arial" w:eastAsia="Arial" w:hAnsi="Arial"/>
+                <w:sz w:val="20"/>
+                <w:szCs w:val="20"/>
+              </w:rPr>
+              <w:br/>
+              <w:t xml:space="preserve"/>
+            </w:r>
+            <w:r>
+              <w:rPr>
+                <w:rFonts w:ascii="Arial" w:cs="Arial" w:eastAsia="Arial" w:hAnsi="Arial"/>
+                <w:sz w:val="20"/>
+                <w:szCs w:val="20"/>
+              </w:rPr>
+              <w:br/>
+              <w:t xml:space="preserve"/>
+            </w:r>
+            <w:r>
+              <w:rPr>
+                <w:rFonts w:ascii="Arial" w:cs="Arial" w:eastAsia="Arial" w:hAnsi="Arial"/>
+                <w:b/>
+                <w:bCs/>
+                <w:i/>
+                <w:iCs/>
+                <w:color w:val="000000"/>
+                <w:sz w:val="20"/>
+                <w:szCs w:val="20"/>
+              </w:rPr>
+              <w:t xml:space="preserve">Learning Target: </w:t>
+            </w:r>
+            <w:r>
+              <w:rPr>
+                <w:rFonts w:ascii="Arial" w:cs="Arial" w:eastAsia="Arial" w:hAnsi="Arial"/>
+                <w:b w:val="false"/>
+                <w:bCs w:val="false"/>
+                <w:i/>
+                <w:iCs/>
+                <w:color w:val="333333"/>
+                <w:sz w:val="20"/>
+                <w:szCs w:val="20"/>
+              </w:rPr>
+              <w:t xml:space="preserve">I can design and build a library of related functions and test them together in a complete program.</w:t>
+            </w:r>
+            <w:r>
+              <w:rPr>
+                <w:rFonts w:ascii="Arial" w:cs="Arial" w:eastAsia="Arial" w:hAnsi="Arial"/>
+                <w:sz w:val="20"/>
+                <w:szCs w:val="20"/>
+              </w:rPr>
+              <w:br/>
+              <w:t xml:space="preserve"/>
+            </w:r>
+            <w:r>
+              <w:rPr>
+                <w:rFonts w:ascii="Arial" w:cs="Arial" w:eastAsia="Arial" w:hAnsi="Arial"/>
+                <w:sz w:val="20"/>
+                <w:szCs w:val="20"/>
+              </w:rPr>
+              <w:br/>
+              <w:t xml:space="preserve"/>
+            </w:r>
+            <w:r>
+              <w:rPr>
+                <w:rFonts w:ascii="Arial" w:cs="Arial" w:eastAsia="Arial" w:hAnsi="Arial"/>
+                <w:b/>
+                <w:bCs/>
+                <w:i/>
+                <w:iCs/>
+                <w:color w:val="555555"/>
+                <w:sz w:val="20"/>
+                <w:szCs w:val="20"/>
+              </w:rPr>
+              <w:t xml:space="preserve">→ Live Demo — </w:t>
+            </w:r>
+            <w:r>
+              <w:rPr>
+                <w:rFonts w:ascii="Arial" w:cs="Arial" w:eastAsia="Arial" w:hAnsi="Arial"/>
+                <w:b w:val="false"/>
+                <w:bCs w:val="false"/>
+                <w:i/>
+                <w:iCs/>
+                <w:color w:val="555555"/>
+                <w:sz w:val="20"/>
+                <w:szCs w:val="20"/>
+              </w:rPr>
+              <w:t xml:space="preserve">type examples as students follow along in their own editor.</w:t>
+            </w:r>
+            <w:r>
+              <w:rPr>
+                <w:rFonts w:ascii="Arial" w:cs="Arial" w:eastAsia="Arial" w:hAnsi="Arial"/>
+                <w:sz w:val="20"/>
+                <w:szCs w:val="20"/>
+              </w:rPr>
+              <w:br/>
+              <w:t xml:space="preserve"/>
+            </w:r>
+            <w:r>
+              <w:rPr>
+                <w:rFonts w:ascii="Arial" w:cs="Arial" w:eastAsia="Arial" w:hAnsi="Arial"/>
+                <w:b/>
+                <w:bCs/>
+                <w:i/>
+                <w:iCs/>
+                <w:color w:val="555555"/>
+                <w:sz w:val="20"/>
+                <w:szCs w:val="20"/>
+              </w:rPr>
+              <w:t xml:space="preserve">→ Check for Understanding: </w:t>
+            </w:r>
+            <w:r>
+              <w:rPr>
+                <w:rFonts w:ascii="Arial" w:cs="Arial" w:eastAsia="Arial" w:hAnsi="Arial"/>
+                <w:b w:val="false"/>
+                <w:bCs w:val="false"/>
+                <w:i/>
+                <w:iCs/>
+                <w:color w:val="555555"/>
+                <w:sz w:val="20"/>
+                <w:szCs w:val="20"/>
+              </w:rPr>
+              <w:t xml:space="preserve">pause and cold-call: “Can someone explain what we just did in their own words?”</w:t>
             </w:r>
           </w:p>
         </w:tc>
@@ -377,9 +651,9 @@
               <w:right w:val="single" w:color="CCCCCC" w:sz="1"/>
             </w:tcBorders>
             <w:tcMar>
-              <w:top w:type="dxa" w:w="60"/>
+              <w:top w:type="dxa" w:w="80"/>
               <w:left w:type="dxa" w:w="120"/>
-              <w:bottom w:type="dxa" w:w="60"/>
+              <w:bottom w:type="dxa" w:w="80"/>
               <w:right w:type="dxa" w:w="120"/>
             </w:tcMar>
           </w:tcPr>
@@ -392,7 +666,7 @@
                 <w:sz w:val="20"/>
                 <w:szCs w:val="20"/>
               </w:rPr>
-              <w:t xml:space="preserve">15-20 min</w:t>
+              <w:t xml:space="preserve">15–20 min</w:t>
             </w:r>
           </w:p>
         </w:tc>
@@ -406,20 +680,81 @@
               <w:right w:val="single" w:color="CCCCCC" w:sz="1"/>
             </w:tcBorders>
             <w:tcMar>
-              <w:top w:type="dxa" w:w="60"/>
+              <w:top w:type="dxa" w:w="80"/>
               <w:left w:type="dxa" w:w="120"/>
-              <w:bottom w:type="dxa" w:w="60"/>
+              <w:bottom w:type="dxa" w:w="80"/>
               <w:right w:type="dxa" w:w="120"/>
             </w:tcMar>
           </w:tcPr>
           <w:p>
-            <w:r>
-              <w:rPr>
-                <w:rFonts w:ascii="Arial" w:cs="Arial" w:eastAsia="Arial" w:hAnsi="Arial"/>
-                <w:sz w:val="20"/>
-                <w:szCs w:val="20"/>
+            <w:pPr>
+              <w:spacing w:after="80" w:before="80"/>
+            </w:pPr>
+            <w:r>
+              <w:rPr>
+                <w:rFonts w:ascii="Arial" w:cs="Arial" w:eastAsia="Arial" w:hAnsi="Arial"/>
+                <w:b/>
+                <w:bCs/>
+                <w:i w:val="false"/>
+                <w:iCs w:val="false"/>
+                <w:color w:val="000000"/>
+                <w:sz w:val="22"/>
+                <w:szCs w:val="22"/>
               </w:rPr>
               <w:t xml:space="preserve">Independent Practice / Code Along</w:t>
+            </w:r>
+            <w:r>
+              <w:rPr>
+                <w:rFonts w:ascii="Arial" w:cs="Arial" w:eastAsia="Arial" w:hAnsi="Arial"/>
+                <w:sz w:val="20"/>
+                <w:szCs w:val="20"/>
+              </w:rPr>
+              <w:br/>
+              <w:t xml:space="preserve"/>
+            </w:r>
+            <w:r>
+              <w:rPr>
+                <w:rFonts w:ascii="Arial" w:cs="Arial" w:eastAsia="Arial" w:hAnsi="Arial"/>
+                <w:b w:val="false"/>
+                <w:bCs w:val="false"/>
+                <w:i w:val="false"/>
+                <w:iCs w:val="false"/>
+                <w:color w:val="000000"/>
+                <w:sz w:val="20"/>
+                <w:szCs w:val="20"/>
+              </w:rPr>
+              <w:t xml:space="preserve">    Work through problems from the day's exercise set.</w:t>
+            </w:r>
+            <w:r>
+              <w:rPr>
+                <w:rFonts w:ascii="Arial" w:cs="Arial" w:eastAsia="Arial" w:hAnsi="Arial"/>
+                <w:sz w:val="20"/>
+                <w:szCs w:val="20"/>
+              </w:rPr>
+              <w:br/>
+              <w:t xml:space="preserve"/>
+            </w:r>
+            <w:r>
+              <w:rPr>
+                <w:rFonts w:ascii="Arial" w:cs="Arial" w:eastAsia="Arial" w:hAnsi="Arial"/>
+                <w:sz w:val="20"/>
+                <w:szCs w:val="20"/>
+              </w:rPr>
+              <w:br/>
+              <w:t xml:space="preserve"/>
+            </w:r>
+            <w:r>
+              <w:rPr>
+                <w:rFonts w:ascii="Arial" w:cs="Arial" w:eastAsia="Arial" w:hAnsi="Arial"/>
+                <w:b w:val="false"/>
+                <w:bCs w:val="false"/>
+                <w:i/>
+                <w:iCs/>
+                <w:color w:val="555555"/>
+                <w:sz w:val="20"/>
+                <w:szCs w:val="20"/>
+              </w:rPr>
+              <w:t xml:space="preserve">→ Teacher circulates — offer hints, check for understanding.</w:t>
             </w:r>
           </w:p>
         </w:tc>
@@ -435,9 +770,9 @@
               <w:right w:val="single" w:color="CCCCCC" w:sz="1"/>
             </w:tcBorders>
             <w:tcMar>
-              <w:top w:type="dxa" w:w="60"/>
+              <w:top w:type="dxa" w:w="80"/>
               <w:left w:type="dxa" w:w="120"/>
-              <w:bottom w:type="dxa" w:w="60"/>
+              <w:bottom w:type="dxa" w:w="80"/>
               <w:right w:type="dxa" w:w="120"/>
             </w:tcMar>
           </w:tcPr>
@@ -464,20 +799,90 @@
               <w:right w:val="single" w:color="CCCCCC" w:sz="1"/>
             </w:tcBorders>
             <w:tcMar>
-              <w:top w:type="dxa" w:w="60"/>
+              <w:top w:type="dxa" w:w="80"/>
               <w:left w:type="dxa" w:w="120"/>
-              <w:bottom w:type="dxa" w:w="60"/>
+              <w:bottom w:type="dxa" w:w="80"/>
               <w:right w:type="dxa" w:w="120"/>
             </w:tcMar>
           </w:tcPr>
           <w:p>
-            <w:r>
-              <w:rPr>
-                <w:rFonts w:ascii="Arial" w:cs="Arial" w:eastAsia="Arial" w:hAnsi="Arial"/>
-                <w:sz w:val="20"/>
-                <w:szCs w:val="20"/>
+            <w:pPr>
+              <w:spacing w:after="80" w:before="80"/>
+            </w:pPr>
+            <w:r>
+              <w:rPr>
+                <w:rFonts w:ascii="Arial" w:cs="Arial" w:eastAsia="Arial" w:hAnsi="Arial"/>
+                <w:b/>
+                <w:bCs/>
+                <w:i w:val="false"/>
+                <w:iCs w:val="false"/>
+                <w:color w:val="000000"/>
+                <w:sz w:val="22"/>
+                <w:szCs w:val="22"/>
               </w:rPr>
               <w:t xml:space="preserve">Exit Ticket / Wrap-Up</w:t>
+            </w:r>
+            <w:r>
+              <w:rPr>
+                <w:rFonts w:ascii="Arial" w:cs="Arial" w:eastAsia="Arial" w:hAnsi="Arial"/>
+                <w:sz w:val="20"/>
+                <w:szCs w:val="20"/>
+              </w:rPr>
+              <w:br/>
+              <w:t xml:space="preserve"/>
+            </w:r>
+            <w:r>
+              <w:rPr>
+                <w:rFonts w:ascii="Arial" w:cs="Arial" w:eastAsia="Arial" w:hAnsi="Arial"/>
+                <w:sz w:val="20"/>
+                <w:szCs w:val="20"/>
+              </w:rPr>
+              <w:br/>
+              <w:t xml:space="preserve"/>
+            </w:r>
+            <w:r>
+              <w:rPr>
+                <w:rFonts w:ascii="Arial" w:cs="Arial" w:eastAsia="Arial" w:hAnsi="Arial"/>
+                <w:b w:val="false"/>
+                <w:bCs w:val="false"/>
+                <w:i w:val="false"/>
+                <w:iCs w:val="false"/>
+                <w:color w:val="000000"/>
+                <w:sz w:val="20"/>
+                <w:szCs w:val="20"/>
+              </w:rPr>
+              <w:t xml:space="preserve">Quick Check: Design and build a library of related functions and test them together in a complete program?</w:t>
+            </w:r>
+            <w:r>
+              <w:rPr>
+                <w:rFonts w:ascii="Arial" w:cs="Arial" w:eastAsia="Arial" w:hAnsi="Arial"/>
+                <w:sz w:val="20"/>
+                <w:szCs w:val="20"/>
+              </w:rPr>
+              <w:br/>
+              <w:t xml:space="preserve"/>
+            </w:r>
+            <w:r>
+              <w:rPr>
+                <w:rFonts w:ascii="Arial" w:cs="Arial" w:eastAsia="Arial" w:hAnsi="Arial"/>
+                <w:sz w:val="20"/>
+                <w:szCs w:val="20"/>
+              </w:rPr>
+              <w:br/>
+              <w:t xml:space="preserve"/>
+            </w:r>
+            <w:r>
+              <w:rPr>
+                <w:rFonts w:ascii="Arial" w:cs="Arial" w:eastAsia="Arial" w:hAnsi="Arial"/>
+                <w:b w:val="false"/>
+                <w:bCs w:val="false"/>
+                <w:i/>
+                <w:iCs/>
+                <w:color w:val="555555"/>
+                <w:sz w:val="20"/>
+                <w:szCs w:val="20"/>
+              </w:rPr>
+              <w:t xml:space="preserve">→ 3–2–1: Name 3 things learned, 2 new vocab words, 1 question you still have.</w:t>
             </w:r>
           </w:p>
         </w:tc>
@@ -550,7 +955,33 @@
                 <w:sz w:val="18"/>
                 <w:szCs w:val="18"/>
               </w:rPr>
-              <w:t xml:space="preserve"># Your library theme: [CHOOSE ONE]</w:t>
+              <w:t xml:space="preserve">def function_1(param1, param2):</w:t>
+            </w:r>
+          </w:p>
+          <w:p>
+            <w:pPr>
+              <w:spacing w:after="20"/>
+            </w:pPr>
+            <w:r>
+              <w:rPr>
+                <w:rFonts w:ascii="Courier New" w:cs="Courier New" w:eastAsia="Courier New" w:hAnsi="Courier New"/>
+                <w:sz w:val="18"/>
+                <w:szCs w:val="18"/>
+              </w:rPr>
+              <w:t xml:space="preserve">    # Do something</w:t>
+            </w:r>
+          </w:p>
+          <w:p>
+            <w:pPr>
+              <w:spacing w:after="20"/>
+            </w:pPr>
+            <w:r>
+              <w:rPr>
+                <w:rFonts w:ascii="Courier New" w:cs="Courier New" w:eastAsia="Courier New" w:hAnsi="Courier New"/>
+                <w:sz w:val="18"/>
+                <w:szCs w:val="18"/>
+              </w:rPr>
+              <w:t xml:space="preserve">    return result</w:t>
             </w:r>
           </w:p>
           <w:p>
@@ -576,20 +1007,20 @@
                 <w:sz w:val="18"/>
                 <w:szCs w:val="18"/>
               </w:rPr>
-              <w:t xml:space="preserve"># Function 1: [Name and purpose]</w:t>
-            </w:r>
-          </w:p>
-          <w:p>
-            <w:pPr>
-              <w:spacing w:after="20"/>
-            </w:pPr>
-            <w:r>
-              <w:rPr>
-                <w:rFonts w:ascii="Courier New" w:cs="Courier New" w:eastAsia="Courier New" w:hAnsi="Courier New"/>
-                <w:sz w:val="18"/>
-                <w:szCs w:val="18"/>
-              </w:rPr>
-              <w:t xml:space="preserve">def function_1(param1, param2):</w:t>
+              <w:t xml:space="preserve"> </w:t>
+            </w:r>
+          </w:p>
+          <w:p>
+            <w:pPr>
+              <w:spacing w:after="20"/>
+            </w:pPr>
+            <w:r>
+              <w:rPr>
+                <w:rFonts w:ascii="Courier New" w:cs="Courier New" w:eastAsia="Courier New" w:hAnsi="Courier New"/>
+                <w:sz w:val="18"/>
+                <w:szCs w:val="18"/>
+              </w:rPr>
+              <w:t xml:space="preserve">def function_2(param):</w:t>
             </w:r>
           </w:p>
           <w:p>
@@ -641,58 +1072,6 @@
                 <w:sz w:val="18"/>
                 <w:szCs w:val="18"/>
               </w:rPr>
-              <w:t xml:space="preserve"># Function 2: [Name and purpose]</w:t>
-            </w:r>
-          </w:p>
-          <w:p>
-            <w:pPr>
-              <w:spacing w:after="20"/>
-            </w:pPr>
-            <w:r>
-              <w:rPr>
-                <w:rFonts w:ascii="Courier New" w:cs="Courier New" w:eastAsia="Courier New" w:hAnsi="Courier New"/>
-                <w:sz w:val="18"/>
-                <w:szCs w:val="18"/>
-              </w:rPr>
-              <w:t xml:space="preserve">def function_2(param):</w:t>
-            </w:r>
-          </w:p>
-          <w:p>
-            <w:pPr>
-              <w:spacing w:after="20"/>
-            </w:pPr>
-            <w:r>
-              <w:rPr>
-                <w:rFonts w:ascii="Courier New" w:cs="Courier New" w:eastAsia="Courier New" w:hAnsi="Courier New"/>
-                <w:sz w:val="18"/>
-                <w:szCs w:val="18"/>
-              </w:rPr>
-              <w:t xml:space="preserve">    # Do something</w:t>
-            </w:r>
-          </w:p>
-          <w:p>
-            <w:pPr>
-              <w:spacing w:after="20"/>
-            </w:pPr>
-            <w:r>
-              <w:rPr>
-                <w:rFonts w:ascii="Courier New" w:cs="Courier New" w:eastAsia="Courier New" w:hAnsi="Courier New"/>
-                <w:sz w:val="18"/>
-                <w:szCs w:val="18"/>
-              </w:rPr>
-              <w:t xml:space="preserve">    return result</w:t>
-            </w:r>
-          </w:p>
-          <w:p>
-            <w:pPr>
-              <w:spacing w:after="20"/>
-            </w:pPr>
-            <w:r>
-              <w:rPr>
-                <w:rFonts w:ascii="Courier New" w:cs="Courier New" w:eastAsia="Courier New" w:hAnsi="Courier New"/>
-                <w:sz w:val="18"/>
-                <w:szCs w:val="18"/>
-              </w:rPr>
               <w:t xml:space="preserve"> </w:t>
             </w:r>
           </w:p>
@@ -706,19 +1085,6 @@
                 <w:sz w:val="18"/>
                 <w:szCs w:val="18"/>
               </w:rPr>
-              <w:t xml:space="preserve"># ... More functions ...</w:t>
-            </w:r>
-          </w:p>
-          <w:p>
-            <w:pPr>
-              <w:spacing w:after="20"/>
-            </w:pPr>
-            <w:r>
-              <w:rPr>
-                <w:rFonts w:ascii="Courier New" w:cs="Courier New" w:eastAsia="Courier New" w:hAnsi="Courier New"/>
-                <w:sz w:val="18"/>
-                <w:szCs w:val="18"/>
-              </w:rPr>
               <w:t xml:space="preserve"> </w:t>
             </w:r>
           </w:p>
@@ -732,7 +1098,7 @@
                 <w:sz w:val="18"/>
                 <w:szCs w:val="18"/>
               </w:rPr>
-              <w:t xml:space="preserve"># Test all functions</w:t>
+              <w:t xml:space="preserve"> </w:t>
             </w:r>
           </w:p>
           <w:p>
@@ -838,7 +1204,33 @@
                 <w:sz w:val="18"/>
                 <w:szCs w:val="18"/>
               </w:rPr>
-              <w:t xml:space="preserve"># Math Utilities Library</w:t>
+              <w:t xml:space="preserve">def is_even(n):</w:t>
+            </w:r>
+          </w:p>
+          <w:p>
+            <w:pPr>
+              <w:spacing w:after="20"/>
+            </w:pPr>
+            <w:r>
+              <w:rPr>
+                <w:rFonts w:ascii="Courier New" w:cs="Courier New" w:eastAsia="Courier New" w:hAnsi="Courier New"/>
+                <w:sz w:val="18"/>
+                <w:szCs w:val="18"/>
+              </w:rPr>
+              <w:t xml:space="preserve">    """Returns True if n is even, False otherwise."""</w:t>
+            </w:r>
+          </w:p>
+          <w:p>
+            <w:pPr>
+              <w:spacing w:after="20"/>
+            </w:pPr>
+            <w:r>
+              <w:rPr>
+                <w:rFonts w:ascii="Courier New" w:cs="Courier New" w:eastAsia="Courier New" w:hAnsi="Courier New"/>
+                <w:sz w:val="18"/>
+                <w:szCs w:val="18"/>
+              </w:rPr>
+              <w:t xml:space="preserve">    return n % 2 == 0</w:t>
             </w:r>
           </w:p>
           <w:p>
@@ -864,33 +1256,33 @@
                 <w:sz w:val="18"/>
                 <w:szCs w:val="18"/>
               </w:rPr>
-              <w:t xml:space="preserve">def is_even(n):</w:t>
-            </w:r>
-          </w:p>
-          <w:p>
-            <w:pPr>
-              <w:spacing w:after="20"/>
-            </w:pPr>
-            <w:r>
-              <w:rPr>
-                <w:rFonts w:ascii="Courier New" w:cs="Courier New" w:eastAsia="Courier New" w:hAnsi="Courier New"/>
-                <w:sz w:val="18"/>
-                <w:szCs w:val="18"/>
-              </w:rPr>
-              <w:t xml:space="preserve">    """Returns True if n is even, False otherwise."""</w:t>
-            </w:r>
-          </w:p>
-          <w:p>
-            <w:pPr>
-              <w:spacing w:after="20"/>
-            </w:pPr>
-            <w:r>
-              <w:rPr>
-                <w:rFonts w:ascii="Courier New" w:cs="Courier New" w:eastAsia="Courier New" w:hAnsi="Courier New"/>
-                <w:sz w:val="18"/>
-                <w:szCs w:val="18"/>
-              </w:rPr>
-              <w:t xml:space="preserve">    return n % 2 == 0</w:t>
+              <w:t xml:space="preserve">def is_odd(n):</w:t>
+            </w:r>
+          </w:p>
+          <w:p>
+            <w:pPr>
+              <w:spacing w:after="20"/>
+            </w:pPr>
+            <w:r>
+              <w:rPr>
+                <w:rFonts w:ascii="Courier New" w:cs="Courier New" w:eastAsia="Courier New" w:hAnsi="Courier New"/>
+                <w:sz w:val="18"/>
+                <w:szCs w:val="18"/>
+              </w:rPr>
+              <w:t xml:space="preserve">    """Returns True if n is odd, False otherwise."""</w:t>
+            </w:r>
+          </w:p>
+          <w:p>
+            <w:pPr>
+              <w:spacing w:after="20"/>
+            </w:pPr>
+            <w:r>
+              <w:rPr>
+                <w:rFonts w:ascii="Courier New" w:cs="Courier New" w:eastAsia="Courier New" w:hAnsi="Courier New"/>
+                <w:sz w:val="18"/>
+                <w:szCs w:val="18"/>
+              </w:rPr>
+              <w:t xml:space="preserve">    return n % 2 != 0</w:t>
             </w:r>
           </w:p>
           <w:p>
@@ -916,33 +1308,72 @@
                 <w:sz w:val="18"/>
                 <w:szCs w:val="18"/>
               </w:rPr>
-              <w:t xml:space="preserve">def is_odd(n):</w:t>
-            </w:r>
-          </w:p>
-          <w:p>
-            <w:pPr>
-              <w:spacing w:after="20"/>
-            </w:pPr>
-            <w:r>
-              <w:rPr>
-                <w:rFonts w:ascii="Courier New" w:cs="Courier New" w:eastAsia="Courier New" w:hAnsi="Courier New"/>
-                <w:sz w:val="18"/>
-                <w:szCs w:val="18"/>
-              </w:rPr>
-              <w:t xml:space="preserve">    """Returns True if n is odd, False otherwise."""</w:t>
-            </w:r>
-          </w:p>
-          <w:p>
-            <w:pPr>
-              <w:spacing w:after="20"/>
-            </w:pPr>
-            <w:r>
-              <w:rPr>
-                <w:rFonts w:ascii="Courier New" w:cs="Courier New" w:eastAsia="Courier New" w:hAnsi="Courier New"/>
-                <w:sz w:val="18"/>
-                <w:szCs w:val="18"/>
-              </w:rPr>
-              <w:t xml:space="preserve">    return n % 2 != 0</w:t>
+              <w:t xml:space="preserve">def absolute_value(n):</w:t>
+            </w:r>
+          </w:p>
+          <w:p>
+            <w:pPr>
+              <w:spacing w:after="20"/>
+            </w:pPr>
+            <w:r>
+              <w:rPr>
+                <w:rFonts w:ascii="Courier New" w:cs="Courier New" w:eastAsia="Courier New" w:hAnsi="Courier New"/>
+                <w:sz w:val="18"/>
+                <w:szCs w:val="18"/>
+              </w:rPr>
+              <w:t xml:space="preserve">    """Returns the absolute value of n."""</w:t>
+            </w:r>
+          </w:p>
+          <w:p>
+            <w:pPr>
+              <w:spacing w:after="20"/>
+            </w:pPr>
+            <w:r>
+              <w:rPr>
+                <w:rFonts w:ascii="Courier New" w:cs="Courier New" w:eastAsia="Courier New" w:hAnsi="Courier New"/>
+                <w:sz w:val="18"/>
+                <w:szCs w:val="18"/>
+              </w:rPr>
+              <w:t xml:space="preserve">    if n &lt; 0:</w:t>
+            </w:r>
+          </w:p>
+          <w:p>
+            <w:pPr>
+              <w:spacing w:after="20"/>
+            </w:pPr>
+            <w:r>
+              <w:rPr>
+                <w:rFonts w:ascii="Courier New" w:cs="Courier New" w:eastAsia="Courier New" w:hAnsi="Courier New"/>
+                <w:sz w:val="18"/>
+                <w:szCs w:val="18"/>
+              </w:rPr>
+              <w:t xml:space="preserve">        return -n</w:t>
+            </w:r>
+          </w:p>
+          <w:p>
+            <w:pPr>
+              <w:spacing w:after="20"/>
+            </w:pPr>
+            <w:r>
+              <w:rPr>
+                <w:rFonts w:ascii="Courier New" w:cs="Courier New" w:eastAsia="Courier New" w:hAnsi="Courier New"/>
+                <w:sz w:val="18"/>
+                <w:szCs w:val="18"/>
+              </w:rPr>
+              <w:t xml:space="preserve">    else:</w:t>
+            </w:r>
+          </w:p>
+          <w:p>
+            <w:pPr>
+              <w:spacing w:after="20"/>
+            </w:pPr>
+            <w:r>
+              <w:rPr>
+                <w:rFonts w:ascii="Courier New" w:cs="Courier New" w:eastAsia="Courier New" w:hAnsi="Courier New"/>
+                <w:sz w:val="18"/>
+                <w:szCs w:val="18"/>
+              </w:rPr>
+              <w:t xml:space="preserve">        return n</w:t>
             </w:r>
           </w:p>
           <w:p>
@@ -968,72 +1399,72 @@
                 <w:sz w:val="18"/>
                 <w:szCs w:val="18"/>
               </w:rPr>
-              <w:t xml:space="preserve">def absolute_value(n):</w:t>
-            </w:r>
-          </w:p>
-          <w:p>
-            <w:pPr>
-              <w:spacing w:after="20"/>
-            </w:pPr>
-            <w:r>
-              <w:rPr>
-                <w:rFonts w:ascii="Courier New" w:cs="Courier New" w:eastAsia="Courier New" w:hAnsi="Courier New"/>
-                <w:sz w:val="18"/>
-                <w:szCs w:val="18"/>
-              </w:rPr>
-              <w:t xml:space="preserve">    """Returns the absolute value of n."""</w:t>
-            </w:r>
-          </w:p>
-          <w:p>
-            <w:pPr>
-              <w:spacing w:after="20"/>
-            </w:pPr>
-            <w:r>
-              <w:rPr>
-                <w:rFonts w:ascii="Courier New" w:cs="Courier New" w:eastAsia="Courier New" w:hAnsi="Courier New"/>
-                <w:sz w:val="18"/>
-                <w:szCs w:val="18"/>
-              </w:rPr>
-              <w:t xml:space="preserve">    if n &lt; 0:</w:t>
-            </w:r>
-          </w:p>
-          <w:p>
-            <w:pPr>
-              <w:spacing w:after="20"/>
-            </w:pPr>
-            <w:r>
-              <w:rPr>
-                <w:rFonts w:ascii="Courier New" w:cs="Courier New" w:eastAsia="Courier New" w:hAnsi="Courier New"/>
-                <w:sz w:val="18"/>
-                <w:szCs w:val="18"/>
-              </w:rPr>
-              <w:t xml:space="preserve">        return -n</w:t>
-            </w:r>
-          </w:p>
-          <w:p>
-            <w:pPr>
-              <w:spacing w:after="20"/>
-            </w:pPr>
-            <w:r>
-              <w:rPr>
-                <w:rFonts w:ascii="Courier New" w:cs="Courier New" w:eastAsia="Courier New" w:hAnsi="Courier New"/>
-                <w:sz w:val="18"/>
-                <w:szCs w:val="18"/>
-              </w:rPr>
-              <w:t xml:space="preserve">    else:</w:t>
-            </w:r>
-          </w:p>
-          <w:p>
-            <w:pPr>
-              <w:spacing w:after="20"/>
-            </w:pPr>
-            <w:r>
-              <w:rPr>
-                <w:rFonts w:ascii="Courier New" w:cs="Courier New" w:eastAsia="Courier New" w:hAnsi="Courier New"/>
-                <w:sz w:val="18"/>
-                <w:szCs w:val="18"/>
-              </w:rPr>
-              <w:t xml:space="preserve">        return n</w:t>
+              <w:t xml:space="preserve">def power(base, exponent):</w:t>
+            </w:r>
+          </w:p>
+          <w:p>
+            <w:pPr>
+              <w:spacing w:after="20"/>
+            </w:pPr>
+            <w:r>
+              <w:rPr>
+                <w:rFonts w:ascii="Courier New" w:cs="Courier New" w:eastAsia="Courier New" w:hAnsi="Courier New"/>
+                <w:sz w:val="18"/>
+                <w:szCs w:val="18"/>
+              </w:rPr>
+              <w:t xml:space="preserve">    """Returns base raised to the exponent power."""</w:t>
+            </w:r>
+          </w:p>
+          <w:p>
+            <w:pPr>
+              <w:spacing w:after="20"/>
+            </w:pPr>
+            <w:r>
+              <w:rPr>
+                <w:rFonts w:ascii="Courier New" w:cs="Courier New" w:eastAsia="Courier New" w:hAnsi="Courier New"/>
+                <w:sz w:val="18"/>
+                <w:szCs w:val="18"/>
+              </w:rPr>
+              <w:t xml:space="preserve">    result = 1</w:t>
+            </w:r>
+          </w:p>
+          <w:p>
+            <w:pPr>
+              <w:spacing w:after="20"/>
+            </w:pPr>
+            <w:r>
+              <w:rPr>
+                <w:rFonts w:ascii="Courier New" w:cs="Courier New" w:eastAsia="Courier New" w:hAnsi="Courier New"/>
+                <w:sz w:val="18"/>
+                <w:szCs w:val="18"/>
+              </w:rPr>
+              <w:t xml:space="preserve">    for i in range(exponent):</w:t>
+            </w:r>
+          </w:p>
+          <w:p>
+            <w:pPr>
+              <w:spacing w:after="20"/>
+            </w:pPr>
+            <w:r>
+              <w:rPr>
+                <w:rFonts w:ascii="Courier New" w:cs="Courier New" w:eastAsia="Courier New" w:hAnsi="Courier New"/>
+                <w:sz w:val="18"/>
+                <w:szCs w:val="18"/>
+              </w:rPr>
+              <w:t xml:space="preserve">        result = result * base</w:t>
+            </w:r>
+          </w:p>
+          <w:p>
+            <w:pPr>
+              <w:spacing w:after="20"/>
+            </w:pPr>
+            <w:r>
+              <w:rPr>
+                <w:rFonts w:ascii="Courier New" w:cs="Courier New" w:eastAsia="Courier New" w:hAnsi="Courier New"/>
+                <w:sz w:val="18"/>
+                <w:szCs w:val="18"/>
+              </w:rPr>
+              <w:t xml:space="preserve">    return result</w:t>
             </w:r>
           </w:p>
           <w:p>
@@ -1059,72 +1490,46 @@
                 <w:sz w:val="18"/>
                 <w:szCs w:val="18"/>
               </w:rPr>
-              <w:t xml:space="preserve">def power(base, exponent):</w:t>
-            </w:r>
-          </w:p>
-          <w:p>
-            <w:pPr>
-              <w:spacing w:after="20"/>
-            </w:pPr>
-            <w:r>
-              <w:rPr>
-                <w:rFonts w:ascii="Courier New" w:cs="Courier New" w:eastAsia="Courier New" w:hAnsi="Courier New"/>
-                <w:sz w:val="18"/>
-                <w:szCs w:val="18"/>
-              </w:rPr>
-              <w:t xml:space="preserve">    """Returns base raised to the exponent power."""</w:t>
-            </w:r>
-          </w:p>
-          <w:p>
-            <w:pPr>
-              <w:spacing w:after="20"/>
-            </w:pPr>
-            <w:r>
-              <w:rPr>
-                <w:rFonts w:ascii="Courier New" w:cs="Courier New" w:eastAsia="Courier New" w:hAnsi="Courier New"/>
-                <w:sz w:val="18"/>
-                <w:szCs w:val="18"/>
-              </w:rPr>
-              <w:t xml:space="preserve">    result = 1</w:t>
-            </w:r>
-          </w:p>
-          <w:p>
-            <w:pPr>
-              <w:spacing w:after="20"/>
-            </w:pPr>
-            <w:r>
-              <w:rPr>
-                <w:rFonts w:ascii="Courier New" w:cs="Courier New" w:eastAsia="Courier New" w:hAnsi="Courier New"/>
-                <w:sz w:val="18"/>
-                <w:szCs w:val="18"/>
-              </w:rPr>
-              <w:t xml:space="preserve">    for i in range(exponent):</w:t>
-            </w:r>
-          </w:p>
-          <w:p>
-            <w:pPr>
-              <w:spacing w:after="20"/>
-            </w:pPr>
-            <w:r>
-              <w:rPr>
-                <w:rFonts w:ascii="Courier New" w:cs="Courier New" w:eastAsia="Courier New" w:hAnsi="Courier New"/>
-                <w:sz w:val="18"/>
-                <w:szCs w:val="18"/>
-              </w:rPr>
-              <w:t xml:space="preserve">        result = result * base</w:t>
-            </w:r>
-          </w:p>
-          <w:p>
-            <w:pPr>
-              <w:spacing w:after="20"/>
-            </w:pPr>
-            <w:r>
-              <w:rPr>
-                <w:rFonts w:ascii="Courier New" w:cs="Courier New" w:eastAsia="Courier New" w:hAnsi="Courier New"/>
-                <w:sz w:val="18"/>
-                <w:szCs w:val="18"/>
-              </w:rPr>
-              <w:t xml:space="preserve">    return result</w:t>
+              <w:t xml:space="preserve">def is_perfect_square(n):</w:t>
+            </w:r>
+          </w:p>
+          <w:p>
+            <w:pPr>
+              <w:spacing w:after="20"/>
+            </w:pPr>
+            <w:r>
+              <w:rPr>
+                <w:rFonts w:ascii="Courier New" w:cs="Courier New" w:eastAsia="Courier New" w:hAnsi="Courier New"/>
+                <w:sz w:val="18"/>
+                <w:szCs w:val="18"/>
+              </w:rPr>
+              <w:t xml:space="preserve">    """Returns True if n is a perfect square."""</w:t>
+            </w:r>
+          </w:p>
+          <w:p>
+            <w:pPr>
+              <w:spacing w:after="20"/>
+            </w:pPr>
+            <w:r>
+              <w:rPr>
+                <w:rFonts w:ascii="Courier New" w:cs="Courier New" w:eastAsia="Courier New" w:hAnsi="Courier New"/>
+                <w:sz w:val="18"/>
+                <w:szCs w:val="18"/>
+              </w:rPr>
+              <w:t xml:space="preserve">    root = int(n ** 0.5)</w:t>
+            </w:r>
+          </w:p>
+          <w:p>
+            <w:pPr>
+              <w:spacing w:after="20"/>
+            </w:pPr>
+            <w:r>
+              <w:rPr>
+                <w:rFonts w:ascii="Courier New" w:cs="Courier New" w:eastAsia="Courier New" w:hAnsi="Courier New"/>
+                <w:sz w:val="18"/>
+                <w:szCs w:val="18"/>
+              </w:rPr>
+              <w:t xml:space="preserve">    return root * root == n</w:t>
             </w:r>
           </w:p>
           <w:p>
@@ -1150,72 +1555,7 @@
                 <w:sz w:val="18"/>
                 <w:szCs w:val="18"/>
               </w:rPr>
-              <w:t xml:space="preserve">def is_perfect_square(n):</w:t>
-            </w:r>
-          </w:p>
-          <w:p>
-            <w:pPr>
-              <w:spacing w:after="20"/>
-            </w:pPr>
-            <w:r>
-              <w:rPr>
-                <w:rFonts w:ascii="Courier New" w:cs="Courier New" w:eastAsia="Courier New" w:hAnsi="Courier New"/>
-                <w:sz w:val="18"/>
-                <w:szCs w:val="18"/>
-              </w:rPr>
-              <w:t xml:space="preserve">    """Returns True if n is a perfect square."""</w:t>
-            </w:r>
-          </w:p>
-          <w:p>
-            <w:pPr>
-              <w:spacing w:after="20"/>
-            </w:pPr>
-            <w:r>
-              <w:rPr>
-                <w:rFonts w:ascii="Courier New" w:cs="Courier New" w:eastAsia="Courier New" w:hAnsi="Courier New"/>
-                <w:sz w:val="18"/>
-                <w:szCs w:val="18"/>
-              </w:rPr>
-              <w:t xml:space="preserve">    root = int(n ** 0.5)</w:t>
-            </w:r>
-          </w:p>
-          <w:p>
-            <w:pPr>
-              <w:spacing w:after="20"/>
-            </w:pPr>
-            <w:r>
-              <w:rPr>
-                <w:rFonts w:ascii="Courier New" w:cs="Courier New" w:eastAsia="Courier New" w:hAnsi="Courier New"/>
-                <w:sz w:val="18"/>
-                <w:szCs w:val="18"/>
-              </w:rPr>
-              <w:t xml:space="preserve">    return root * root == n</w:t>
-            </w:r>
-          </w:p>
-          <w:p>
-            <w:pPr>
-              <w:spacing w:after="20"/>
-            </w:pPr>
-            <w:r>
-              <w:rPr>
-                <w:rFonts w:ascii="Courier New" w:cs="Courier New" w:eastAsia="Courier New" w:hAnsi="Courier New"/>
-                <w:sz w:val="18"/>
-                <w:szCs w:val="18"/>
-              </w:rPr>
               <w:t xml:space="preserve"> </w:t>
-            </w:r>
-          </w:p>
-          <w:p>
-            <w:pPr>
-              <w:spacing w:after="20"/>
-            </w:pPr>
-            <w:r>
-              <w:rPr>
-                <w:rFonts w:ascii="Courier New" w:cs="Courier New" w:eastAsia="Courier New" w:hAnsi="Courier New"/>
-                <w:sz w:val="18"/>
-                <w:szCs w:val="18"/>
-              </w:rPr>
-              <w:t xml:space="preserve"># Test the library</w:t>
             </w:r>
           </w:p>
           <w:p>

--- a/Coding 1 - year/Unit 5 - Functions and Modularity/Daily Lesson Plans/Word/Day 100.docx
+++ b/Coding 1 - year/Unit 5 - Functions and Modularity/Daily Lesson Plans/Word/Day 100.docx
@@ -380,7 +380,7 @@
                 <w:sz w:val="20"/>
                 <w:szCs w:val="20"/>
               </w:rPr>
-              <w:t xml:space="preserve">    In your own words: Design and build a library of related functions and test them together in a complete program?</w:t>
+              <w:t xml:space="preserve">    Before designing anything, what questions would you need to answer first in order to design and build a library of related functions and test them together in a complete program?</w:t>
             </w:r>
             <w:r>
               <w:rPr>
@@ -411,7 +411,7 @@
                 <w:sz w:val="20"/>
                 <w:szCs w:val="20"/>
               </w:rPr>
-              <w:t xml:space="preserve">Today's Goal: By the end of class you will be able to design and build a library of related functions and test them together in a complete program.</w:t>
+              <w:t xml:space="preserve">Today’s Goal: By the end of class you will be able to design and build a library of related functions and test them together in a complete program.</w:t>
             </w:r>
             <w:r>
               <w:rPr>
@@ -851,7 +851,7 @@
                 <w:sz w:val="20"/>
                 <w:szCs w:val="20"/>
               </w:rPr>
-              <w:t xml:space="preserve">Quick Check: Design and build a library of related functions and test them together in a complete program?</w:t>
+              <w:t xml:space="preserve">What are the 2-3 most important steps when you design and build a library of related functions and test them together in a complete program? What could go wrong if you skip one?</w:t>
             </w:r>
             <w:r>
               <w:rPr>

--- a/Coding 1 - year/Unit 5 - Functions and Modularity/Daily Lesson Plans/Word/Day 100.docx
+++ b/Coding 1 - year/Unit 5 - Functions and Modularity/Daily Lesson Plans/Word/Day 100.docx
@@ -403,6 +403,72 @@
             <w:r>
               <w:rPr>
                 <w:rFonts w:ascii="Arial" w:cs="Arial" w:eastAsia="Arial" w:hAnsi="Arial"/>
+                <w:b/>
+                <w:bCs/>
+                <w:i w:val="false"/>
+                <w:iCs w:val="false"/>
+                <w:color w:val="000000"/>
+                <w:sz w:val="20"/>
+                <w:szCs w:val="20"/>
+              </w:rPr>
+              <w:t xml:space="preserve">Vocabulary Preview — </w:t>
+            </w:r>
+            <w:r>
+              <w:rPr>
+                <w:rFonts w:ascii="Arial" w:cs="Arial" w:eastAsia="Arial" w:hAnsi="Arial"/>
+                <w:b w:val="false"/>
+                <w:bCs w:val="false"/>
+                <w:i w:val="false"/>
+                <w:iCs w:val="false"/>
+                <w:color w:val="000000"/>
+                <w:sz w:val="20"/>
+                <w:szCs w:val="20"/>
+              </w:rPr>
+              <w:t xml:space="preserve">terms we'll use today:</w:t>
+            </w:r>
+            <w:r>
+              <w:rPr>
+                <w:rFonts w:ascii="Arial" w:cs="Arial" w:eastAsia="Arial" w:hAnsi="Arial"/>
+                <w:sz w:val="20"/>
+                <w:szCs w:val="20"/>
+              </w:rPr>
+              <w:br/>
+              <w:t xml:space="preserve"/>
+            </w:r>
+            <w:r>
+              <w:rPr>
+                <w:rFonts w:ascii="Arial" w:cs="Arial" w:eastAsia="Arial" w:hAnsi="Arial"/>
+                <w:b w:val="false"/>
+                <w:bCs w:val="false"/>
+                <w:i w:val="false"/>
+                <w:iCs w:val="false"/>
+                <w:color w:val="000000"/>
+                <w:sz w:val="20"/>
+                <w:szCs w:val="20"/>
+              </w:rPr>
+              <w:t xml:space="preserve">    • function library</w:t>
+            </w:r>
+            <w:r>
+              <w:rPr>
+                <w:rFonts w:ascii="Arial" w:cs="Arial" w:eastAsia="Arial" w:hAnsi="Arial"/>
+                <w:sz w:val="20"/>
+                <w:szCs w:val="20"/>
+              </w:rPr>
+              <w:br/>
+              <w:t xml:space="preserve"/>
+            </w:r>
+            <w:r>
+              <w:rPr>
+                <w:rFonts w:ascii="Arial" w:cs="Arial" w:eastAsia="Arial" w:hAnsi="Arial"/>
+                <w:sz w:val="20"/>
+                <w:szCs w:val="20"/>
+              </w:rPr>
+              <w:br/>
+              <w:t xml:space="preserve"/>
+            </w:r>
+            <w:r>
+              <w:rPr>
+                <w:rFonts w:ascii="Arial" w:cs="Arial" w:eastAsia="Arial" w:hAnsi="Arial"/>
                 <w:b w:val="false"/>
                 <w:bCs w:val="false"/>
                 <w:i/>
@@ -579,6 +645,81 @@
             <w:r>
               <w:rPr>
                 <w:rFonts w:ascii="Arial" w:cs="Arial" w:eastAsia="Arial" w:hAnsi="Arial"/>
+                <w:b w:val="false"/>
+                <w:bCs w:val="false"/>
+                <w:i w:val="false"/>
+                <w:iCs w:val="false"/>
+                <w:color w:val="000000"/>
+                <w:sz w:val="20"/>
+                <w:szCs w:val="20"/>
+              </w:rPr>
+              <w:t xml:space="preserve">This lab brings together everything from Week 20. You'll create your own function library—a set of related functions that work together. Your library will have a clear theme (e.g., math utilities, string tools, game helpers, or student graders) and each functi</w:t>
+            </w:r>
+            <w:r>
+              <w:rPr>
+                <w:rFonts w:ascii="Arial" w:cs="Arial" w:eastAsia="Arial" w:hAnsi="Arial"/>
+                <w:sz w:val="20"/>
+                <w:szCs w:val="20"/>
+              </w:rPr>
+              <w:br/>
+              <w:t xml:space="preserve"/>
+            </w:r>
+            <w:r>
+              <w:rPr>
+                <w:rFonts w:ascii="Arial" w:cs="Arial" w:eastAsia="Arial" w:hAnsi="Arial"/>
+                <w:sz w:val="20"/>
+                <w:szCs w:val="20"/>
+              </w:rPr>
+              <w:br/>
+              <w:t xml:space="preserve"/>
+            </w:r>
+            <w:r>
+              <w:rPr>
+                <w:rFonts w:ascii="Arial" w:cs="Arial" w:eastAsia="Arial" w:hAnsi="Arial"/>
+                <w:b/>
+                <w:bCs/>
+                <w:i w:val="false"/>
+                <w:iCs w:val="false"/>
+                <w:color w:val="000000"/>
+                <w:sz w:val="20"/>
+                <w:szCs w:val="20"/>
+              </w:rPr>
+              <w:t xml:space="preserve">Vocabulary: </w:t>
+            </w:r>
+            <w:r>
+              <w:rPr>
+                <w:rFonts w:ascii="Arial" w:cs="Arial" w:eastAsia="Arial" w:hAnsi="Arial"/>
+                <w:b w:val="false"/>
+                <w:bCs w:val="false"/>
+                <w:i w:val="false"/>
+                <w:iCs w:val="false"/>
+                <w:color w:val="000000"/>
+                <w:sz w:val="20"/>
+                <w:szCs w:val="20"/>
+              </w:rPr>
+              <w:t xml:space="preserve">function library</w:t>
+            </w:r>
+            <w:r>
+              <w:rPr>
+                <w:rFonts w:ascii="Arial" w:cs="Arial" w:eastAsia="Arial" w:hAnsi="Arial"/>
+                <w:sz w:val="20"/>
+                <w:szCs w:val="20"/>
+              </w:rPr>
+              <w:br/>
+              <w:t xml:space="preserve"/>
+            </w:r>
+            <w:r>
+              <w:rPr>
+                <w:rFonts w:ascii="Arial" w:cs="Arial" w:eastAsia="Arial" w:hAnsi="Arial"/>
+                <w:sz w:val="20"/>
+                <w:szCs w:val="20"/>
+              </w:rPr>
+              <w:br/>
+              <w:t xml:space="preserve"/>
+            </w:r>
+            <w:r>
+              <w:rPr>
+                <w:rFonts w:ascii="Arial" w:cs="Arial" w:eastAsia="Arial" w:hAnsi="Arial"/>
                 <w:b/>
                 <w:bCs/>
                 <w:i/>
@@ -666,7 +807,7 @@
                 <w:sz w:val="20"/>
                 <w:szCs w:val="20"/>
               </w:rPr>
-              <w:t xml:space="preserve">15–20 min</w:t>
+              <w:t xml:space="preserve">15 min</w:t>
             </w:r>
           </w:p>
         </w:tc>
@@ -701,7 +842,16 @@
                 <w:sz w:val="22"/>
                 <w:szCs w:val="22"/>
               </w:rPr>
-              <w:t xml:space="preserve">Independent Practice / Code Along</w:t>
+              <w:t xml:space="preserve">Guided Practice</w:t>
+            </w:r>
+            <w:r>
+              <w:rPr>
+                <w:rFonts w:ascii="Arial" w:cs="Arial" w:eastAsia="Arial" w:hAnsi="Arial"/>
+                <w:sz w:val="20"/>
+                <w:szCs w:val="20"/>
+              </w:rPr>
+              <w:br/>
+              <w:t xml:space="preserve"/>
             </w:r>
             <w:r>
               <w:rPr>
@@ -723,7 +873,7 @@
                 <w:sz w:val="20"/>
                 <w:szCs w:val="20"/>
               </w:rPr>
-              <w:t xml:space="preserve">    Work through problems from the day's exercise set.</w:t>
+              <w:t xml:space="preserve">Choose a theme and create a library of 5–8 functions. Each function should:</w:t>
             </w:r>
             <w:r>
               <w:rPr>
@@ -754,7 +904,7 @@
                 <w:sz w:val="20"/>
                 <w:szCs w:val="20"/>
               </w:rPr>
-              <w:t xml:space="preserve">→ Teacher circulates — offer hints, check for understanding.</w:t>
+              <w:t xml:space="preserve">→ Teacher models — students try alongside, then compare results.</w:t>
             </w:r>
           </w:p>
         </w:tc>
@@ -785,7 +935,7 @@
                 <w:sz w:val="20"/>
                 <w:szCs w:val="20"/>
               </w:rPr>
-              <w:t xml:space="preserve">5 min</w:t>
+              <w:t xml:space="preserve">15–20 min</w:t>
             </w:r>
           </w:p>
         </w:tc>
@@ -820,16 +970,7 @@
                 <w:sz w:val="22"/>
                 <w:szCs w:val="22"/>
               </w:rPr>
-              <w:t xml:space="preserve">Exit Ticket / Wrap-Up</w:t>
-            </w:r>
-            <w:r>
-              <w:rPr>
-                <w:rFonts w:ascii="Arial" w:cs="Arial" w:eastAsia="Arial" w:hAnsi="Arial"/>
-                <w:sz w:val="20"/>
-                <w:szCs w:val="20"/>
-              </w:rPr>
-              <w:br/>
-              <w:t xml:space="preserve"/>
+              <w:t xml:space="preserve">Independent Practice / Code Along</w:t>
             </w:r>
             <w:r>
               <w:rPr>
@@ -851,7 +992,29 @@
                 <w:sz w:val="20"/>
                 <w:szCs w:val="20"/>
               </w:rPr>
-              <w:t xml:space="preserve">What are the 2-3 most important steps when you design and build a library of related functions and test them together in a complete program? What could go wrong if you skip one?</w:t>
+              <w:t xml:space="preserve">    Students work independently on their projects, following the checklist.</w:t>
+            </w:r>
+            <w:r>
+              <w:rPr>
+                <w:rFonts w:ascii="Arial" w:cs="Arial" w:eastAsia="Arial" w:hAnsi="Arial"/>
+                <w:sz w:val="20"/>
+                <w:szCs w:val="20"/>
+              </w:rPr>
+              <w:br/>
+              <w:t xml:space="preserve"/>
+            </w:r>
+            <w:r>
+              <w:rPr>
+                <w:rFonts w:ascii="Arial" w:cs="Arial" w:eastAsia="Arial" w:hAnsi="Arial"/>
+                <w:b w:val="false"/>
+                <w:bCs w:val="false"/>
+                <w:i w:val="false"/>
+                <w:iCs w:val="false"/>
+                <w:color w:val="000000"/>
+                <w:sz w:val="20"/>
+                <w:szCs w:val="20"/>
+              </w:rPr>
+              <w:t xml:space="preserve">    Check in with each student to review progress and unblock issues.</w:t>
             </w:r>
             <w:r>
               <w:rPr>
@@ -882,6 +1045,134 @@
                 <w:sz w:val="20"/>
                 <w:szCs w:val="20"/>
               </w:rPr>
+              <w:t xml:space="preserve">→ Teacher circulates — offer hints, check for understanding.</w:t>
+            </w:r>
+          </w:p>
+        </w:tc>
+      </w:tr>
+      <w:tr>
+        <w:tc>
+          <w:tcPr>
+            <w:tcW w:type="dxa" w:w="1800"/>
+            <w:tcBorders>
+              <w:top w:val="single" w:color="CCCCCC" w:sz="1"/>
+              <w:left w:val="single" w:color="CCCCCC" w:sz="1"/>
+              <w:bottom w:val="single" w:color="CCCCCC" w:sz="1"/>
+              <w:right w:val="single" w:color="CCCCCC" w:sz="1"/>
+            </w:tcBorders>
+            <w:tcMar>
+              <w:top w:type="dxa" w:w="80"/>
+              <w:left w:type="dxa" w:w="120"/>
+              <w:bottom w:type="dxa" w:w="80"/>
+              <w:right w:type="dxa" w:w="120"/>
+            </w:tcMar>
+          </w:tcPr>
+          <w:p>
+            <w:r>
+              <w:rPr>
+                <w:rFonts w:ascii="Arial" w:cs="Arial" w:eastAsia="Arial" w:hAnsi="Arial"/>
+                <w:b/>
+                <w:bCs/>
+                <w:sz w:val="20"/>
+                <w:szCs w:val="20"/>
+              </w:rPr>
+              <w:t xml:space="preserve">5 min</w:t>
+            </w:r>
+          </w:p>
+        </w:tc>
+        <w:tc>
+          <w:tcPr>
+            <w:tcW w:type="dxa" w:w="7560"/>
+            <w:tcBorders>
+              <w:top w:val="single" w:color="CCCCCC" w:sz="1"/>
+              <w:left w:val="single" w:color="CCCCCC" w:sz="1"/>
+              <w:bottom w:val="single" w:color="CCCCCC" w:sz="1"/>
+              <w:right w:val="single" w:color="CCCCCC" w:sz="1"/>
+            </w:tcBorders>
+            <w:tcMar>
+              <w:top w:type="dxa" w:w="80"/>
+              <w:left w:type="dxa" w:w="120"/>
+              <w:bottom w:type="dxa" w:w="80"/>
+              <w:right w:type="dxa" w:w="120"/>
+            </w:tcMar>
+          </w:tcPr>
+          <w:p>
+            <w:pPr>
+              <w:spacing w:after="80" w:before="80"/>
+            </w:pPr>
+            <w:r>
+              <w:rPr>
+                <w:rFonts w:ascii="Arial" w:cs="Arial" w:eastAsia="Arial" w:hAnsi="Arial"/>
+                <w:b/>
+                <w:bCs/>
+                <w:i w:val="false"/>
+                <w:iCs w:val="false"/>
+                <w:color w:val="000000"/>
+                <w:sz w:val="22"/>
+                <w:szCs w:val="22"/>
+              </w:rPr>
+              <w:t xml:space="preserve">Exit Ticket / Wrap-Up</w:t>
+            </w:r>
+            <w:r>
+              <w:rPr>
+                <w:rFonts w:ascii="Arial" w:cs="Arial" w:eastAsia="Arial" w:hAnsi="Arial"/>
+                <w:sz w:val="20"/>
+                <w:szCs w:val="20"/>
+              </w:rPr>
+              <w:br/>
+              <w:t xml:space="preserve"/>
+            </w:r>
+            <w:r>
+              <w:rPr>
+                <w:rFonts w:ascii="Arial" w:cs="Arial" w:eastAsia="Arial" w:hAnsi="Arial"/>
+                <w:sz w:val="20"/>
+                <w:szCs w:val="20"/>
+              </w:rPr>
+              <w:br/>
+              <w:t xml:space="preserve"/>
+            </w:r>
+            <w:r>
+              <w:rPr>
+                <w:rFonts w:ascii="Arial" w:cs="Arial" w:eastAsia="Arial" w:hAnsi="Arial"/>
+                <w:b w:val="false"/>
+                <w:bCs w:val="false"/>
+                <w:i w:val="false"/>
+                <w:iCs w:val="false"/>
+                <w:color w:val="000000"/>
+                <w:sz w:val="20"/>
+                <w:szCs w:val="20"/>
+              </w:rPr>
+              <w:t xml:space="preserve">What are the 2-3 most important steps when you design and build a library of related functions and test them together in a complete program? What could go wrong if you skip one?</w:t>
+            </w:r>
+            <w:r>
+              <w:rPr>
+                <w:rFonts w:ascii="Arial" w:cs="Arial" w:eastAsia="Arial" w:hAnsi="Arial"/>
+                <w:sz w:val="20"/>
+                <w:szCs w:val="20"/>
+              </w:rPr>
+              <w:br/>
+              <w:t xml:space="preserve"/>
+            </w:r>
+            <w:r>
+              <w:rPr>
+                <w:rFonts w:ascii="Arial" w:cs="Arial" w:eastAsia="Arial" w:hAnsi="Arial"/>
+                <w:sz w:val="20"/>
+                <w:szCs w:val="20"/>
+              </w:rPr>
+              <w:br/>
+              <w:t xml:space="preserve"/>
+            </w:r>
+            <w:r>
+              <w:rPr>
+                <w:rFonts w:ascii="Arial" w:cs="Arial" w:eastAsia="Arial" w:hAnsi="Arial"/>
+                <w:b w:val="false"/>
+                <w:bCs w:val="false"/>
+                <w:i/>
+                <w:iCs/>
+                <w:color w:val="555555"/>
+                <w:sz w:val="20"/>
+                <w:szCs w:val="20"/>
+              </w:rPr>
               <w:t xml:space="preserve">→ 3–2–1: Name 3 things learned, 2 new vocab words, 1 question you still have.</w:t>
             </w:r>
           </w:p>
@@ -891,6 +1182,43 @@
     <w:p>
       <w:pPr>
         <w:spacing w:after="200"/>
+      </w:pPr>
+    </w:p>
+    <w:p>
+      <w:pPr>
+        <w:pBdr>
+          <w:bottom w:val="single" w:color="2B5797" w:sz="4" w:space="4"/>
+        </w:pBdr>
+        <w:spacing w:after="100" w:before="120"/>
+      </w:pPr>
+      <w:r>
+        <w:rPr>
+          <w:rFonts w:ascii="Arial" w:cs="Arial" w:eastAsia="Arial" w:hAnsi="Arial"/>
+          <w:b/>
+          <w:bCs/>
+          <w:color w:val="2B5797"/>
+          <w:sz w:val="24"/>
+          <w:szCs w:val="24"/>
+        </w:rPr>
+        <w:t xml:space="preserve">Key Concepts</w:t>
+      </w:r>
+    </w:p>
+    <w:p>
+      <w:pPr>
+        <w:spacing w:after="60"/>
+      </w:pPr>
+      <w:r>
+        <w:rPr>
+          <w:rFonts w:ascii="Arial" w:cs="Arial" w:eastAsia="Arial" w:hAnsi="Arial"/>
+          <w:sz w:val="20"/>
+          <w:szCs w:val="20"/>
+        </w:rPr>
+        <w:t xml:space="preserve">This lab brings together everything from Week 20. You'll create your own function library—a set of related functions that work together. Your library will have a clear theme (e.g., math utilities, string tools, game helpers, or student graders) and each function should have a specific job.</w:t>
+      </w:r>
+    </w:p>
+    <w:p>
+      <w:pPr>
+        <w:spacing w:after="160"/>
       </w:pPr>
     </w:p>
     <w:p>
@@ -1785,6 +2113,381 @@
     <w:p>
       <w:pPr>
         <w:spacing w:after="120"/>
+      </w:pPr>
+    </w:p>
+    <w:p>
+      <w:pPr>
+        <w:pBdr>
+          <w:bottom w:val="single" w:color="2B5797" w:sz="4" w:space="4"/>
+        </w:pBdr>
+        <w:spacing w:after="100" w:before="120"/>
+      </w:pPr>
+      <w:r>
+        <w:rPr>
+          <w:rFonts w:ascii="Arial" w:cs="Arial" w:eastAsia="Arial" w:hAnsi="Arial"/>
+          <w:b/>
+          <w:bCs/>
+          <w:color w:val="2B5797"/>
+          <w:sz w:val="24"/>
+          <w:szCs w:val="24"/>
+        </w:rPr>
+        <w:t xml:space="preserve">Guided Practice</w:t>
+      </w:r>
+    </w:p>
+    <w:p>
+      <w:pPr>
+        <w:spacing w:after="60"/>
+      </w:pPr>
+      <w:r>
+        <w:rPr>
+          <w:rFonts w:ascii="Arial" w:cs="Arial" w:eastAsia="Arial" w:hAnsi="Arial"/>
+          <w:sz w:val="20"/>
+          <w:szCs w:val="20"/>
+        </w:rPr>
+        <w:t xml:space="preserve">Choose a theme and create a library of 5–8 functions. Each function should:</w:t>
+      </w:r>
+    </w:p>
+    <w:p>
+      <w:pPr>
+        <w:spacing w:after="60"/>
+      </w:pPr>
+      <w:r>
+        <w:rPr>
+          <w:rFonts w:ascii="Arial" w:cs="Arial" w:eastAsia="Arial" w:hAnsi="Arial"/>
+          <w:sz w:val="20"/>
+          <w:szCs w:val="20"/>
+        </w:rPr>
+        <w:t xml:space="preserve">- Have a clear, descriptive name</w:t>
+      </w:r>
+    </w:p>
+    <w:p>
+      <w:pPr>
+        <w:spacing w:after="60"/>
+      </w:pPr>
+      <w:r>
+        <w:rPr>
+          <w:rFonts w:ascii="Arial" w:cs="Arial" w:eastAsia="Arial" w:hAnsi="Arial"/>
+          <w:sz w:val="20"/>
+          <w:szCs w:val="20"/>
+        </w:rPr>
+        <w:t xml:space="preserve">- Accept parameters (at least one)</w:t>
+      </w:r>
+    </w:p>
+    <w:p>
+      <w:pPr>
+        <w:spacing w:after="60"/>
+      </w:pPr>
+      <w:r>
+        <w:rPr>
+          <w:rFonts w:ascii="Arial" w:cs="Arial" w:eastAsia="Arial" w:hAnsi="Arial"/>
+          <w:sz w:val="20"/>
+          <w:szCs w:val="20"/>
+        </w:rPr>
+        <w:t xml:space="preserve">- Return a value (not just print)</w:t>
+      </w:r>
+    </w:p>
+    <w:p>
+      <w:pPr>
+        <w:spacing w:after="60"/>
+      </w:pPr>
+      <w:r>
+        <w:rPr>
+          <w:rFonts w:ascii="Arial" w:cs="Arial" w:eastAsia="Arial" w:hAnsi="Arial"/>
+          <w:sz w:val="20"/>
+          <w:szCs w:val="20"/>
+        </w:rPr>
+        <w:t xml:space="preserve">- Be tested thoroughly</w:t>
+      </w:r>
+    </w:p>
+    <w:p>
+      <w:pPr>
+        <w:spacing w:after="60"/>
+      </w:pPr>
+      <w:r>
+        <w:rPr>
+          <w:rFonts w:ascii="Arial" w:cs="Arial" w:eastAsia="Arial" w:hAnsi="Arial"/>
+          <w:sz w:val="20"/>
+          <w:szCs w:val="20"/>
+        </w:rPr>
+        <w:t xml:space="preserve">1. Math Utilities: Functions like is_even(), gcd(), factorial(), is_prime(), absolute_value()</w:t>
+      </w:r>
+    </w:p>
+    <w:p>
+      <w:pPr>
+        <w:spacing w:after="60"/>
+      </w:pPr>
+      <w:r>
+        <w:rPr>
+          <w:rFonts w:ascii="Arial" w:cs="Arial" w:eastAsia="Arial" w:hAnsi="Arial"/>
+          <w:sz w:val="20"/>
+          <w:szCs w:val="20"/>
+        </w:rPr>
+        <w:t xml:space="preserve">2. String Tools: Functions like reverse_string(), count_vowels(), is_palindrome(), capitalize_words()</w:t>
+      </w:r>
+    </w:p>
+    <w:p>
+      <w:pPr>
+        <w:spacing w:after="60"/>
+      </w:pPr>
+      <w:r>
+        <w:rPr>
+          <w:rFonts w:ascii="Arial" w:cs="Arial" w:eastAsia="Arial" w:hAnsi="Arial"/>
+          <w:sz w:val="20"/>
+          <w:szCs w:val="20"/>
+        </w:rPr>
+        <w:t xml:space="preserve">3. Game Helpers: Functions like roll_dice(), is_valid_move(), calculate_score(), get_random_question()</w:t>
+      </w:r>
+    </w:p>
+    <w:p>
+      <w:pPr>
+        <w:spacing w:after="60"/>
+      </w:pPr>
+      <w:r>
+        <w:rPr>
+          <w:rFonts w:ascii="Arial" w:cs="Arial" w:eastAsia="Arial" w:hAnsi="Arial"/>
+          <w:sz w:val="20"/>
+          <w:szCs w:val="20"/>
+        </w:rPr>
+        <w:t xml:space="preserve">4. Grade Calculator: Functions like letter_grade(), average(), weighted_score(), is_passing()</w:t>
+      </w:r>
+    </w:p>
+    <w:p>
+      <w:pPr>
+        <w:spacing w:after="60"/>
+      </w:pPr>
+      <w:r>
+        <w:rPr>
+          <w:rFonts w:ascii="Arial" w:cs="Arial" w:eastAsia="Arial" w:hAnsi="Arial"/>
+          <w:sz w:val="20"/>
+          <w:szCs w:val="20"/>
+        </w:rPr>
+        <w:t xml:space="preserve">5. Temperature Converter: Functions like celsius_to_fahrenheit(), fahrenheit_to_celsius(), is_freezing(), feels_hot()</w:t>
+      </w:r>
+    </w:p>
+    <w:p>
+      <w:pPr>
+        <w:spacing w:after="60"/>
+      </w:pPr>
+      <w:r>
+        <w:rPr>
+          <w:rFonts w:ascii="Arial" w:cs="Arial" w:eastAsia="Arial" w:hAnsi="Arial"/>
+          <w:sz w:val="20"/>
+          <w:szCs w:val="20"/>
+        </w:rPr>
+        <w:t xml:space="preserve">- [ ] I chose a clear theme for my library</w:t>
+      </w:r>
+    </w:p>
+    <w:p>
+      <w:pPr>
+        <w:spacing w:after="60"/>
+      </w:pPr>
+      <w:r>
+        <w:rPr>
+          <w:rFonts w:ascii="Arial" w:cs="Arial" w:eastAsia="Arial" w:hAnsi="Arial"/>
+          <w:sz w:val="20"/>
+          <w:szCs w:val="20"/>
+        </w:rPr>
+        <w:t xml:space="preserve">- [ ] I wrote 5–8 related functions</w:t>
+      </w:r>
+    </w:p>
+    <w:p>
+      <w:pPr>
+        <w:spacing w:after="60"/>
+      </w:pPr>
+      <w:r>
+        <w:rPr>
+          <w:rFonts w:ascii="Arial" w:cs="Arial" w:eastAsia="Arial" w:hAnsi="Arial"/>
+          <w:sz w:val="20"/>
+          <w:szCs w:val="20"/>
+        </w:rPr>
+        <w:t xml:space="preserve">- [ ] Each function has a descriptive name</w:t>
+      </w:r>
+    </w:p>
+    <w:p>
+      <w:pPr>
+        <w:spacing w:after="60"/>
+      </w:pPr>
+      <w:r>
+        <w:rPr>
+          <w:rFonts w:ascii="Arial" w:cs="Arial" w:eastAsia="Arial" w:hAnsi="Arial"/>
+          <w:sz w:val="20"/>
+          <w:szCs w:val="20"/>
+        </w:rPr>
+        <w:t xml:space="preserve">- [ ] Each function accepts at least one parameter</w:t>
+      </w:r>
+    </w:p>
+    <w:p>
+      <w:pPr>
+        <w:spacing w:after="60"/>
+      </w:pPr>
+      <w:r>
+        <w:rPr>
+          <w:rFonts w:ascii="Arial" w:cs="Arial" w:eastAsia="Arial" w:hAnsi="Arial"/>
+          <w:sz w:val="20"/>
+          <w:szCs w:val="20"/>
+        </w:rPr>
+        <w:t xml:space="preserve">- [ ] Each function returns a value</w:t>
+      </w:r>
+    </w:p>
+    <w:p>
+      <w:pPr>
+        <w:spacing w:after="60"/>
+      </w:pPr>
+      <w:r>
+        <w:rPr>
+          <w:rFonts w:ascii="Arial" w:cs="Arial" w:eastAsia="Arial" w:hAnsi="Arial"/>
+          <w:sz w:val="20"/>
+          <w:szCs w:val="20"/>
+        </w:rPr>
+        <w:t xml:space="preserve">- [ ] I tested each function with at least 2–3 different inputs</w:t>
+      </w:r>
+    </w:p>
+    <w:p>
+      <w:pPr>
+        <w:spacing w:after="60"/>
+      </w:pPr>
+      <w:r>
+        <w:rPr>
+          <w:rFonts w:ascii="Arial" w:cs="Arial" w:eastAsia="Arial" w:hAnsi="Arial"/>
+          <w:sz w:val="20"/>
+          <w:szCs w:val="20"/>
+        </w:rPr>
+        <w:t xml:space="preserve">- [ ] The test code is clear and organized</w:t>
+      </w:r>
+    </w:p>
+    <w:p>
+      <w:pPr>
+        <w:spacing w:after="60"/>
+      </w:pPr>
+      <w:r>
+        <w:rPr>
+          <w:rFonts w:ascii="Arial" w:cs="Arial" w:eastAsia="Arial" w:hAnsi="Arial"/>
+          <w:sz w:val="20"/>
+          <w:szCs w:val="20"/>
+        </w:rPr>
+        <w:t xml:space="preserve">- [ ] The output shows that all functions work correctly</w:t>
+      </w:r>
+    </w:p>
+    <w:p>
+      <w:pPr>
+        <w:spacing w:after="60"/>
+      </w:pPr>
+      <w:r>
+        <w:rPr>
+          <w:rFonts w:ascii="Arial" w:cs="Arial" w:eastAsia="Arial" w:hAnsi="Arial"/>
+          <w:sz w:val="20"/>
+          <w:szCs w:val="20"/>
+        </w:rPr>
+        <w:t xml:space="preserve">Submit your library file with:</w:t>
+      </w:r>
+    </w:p>
+    <w:p>
+      <w:pPr>
+        <w:spacing w:after="60"/>
+      </w:pPr>
+      <w:r>
+        <w:rPr>
+          <w:rFonts w:ascii="Arial" w:cs="Arial" w:eastAsia="Arial" w:hAnsi="Arial"/>
+          <w:sz w:val="20"/>
+          <w:szCs w:val="20"/>
+        </w:rPr>
+        <w:t xml:space="preserve">1. Your function definitions (commented with what each does)</w:t>
+      </w:r>
+    </w:p>
+    <w:p>
+      <w:pPr>
+        <w:spacing w:after="60"/>
+      </w:pPr>
+      <w:r>
+        <w:rPr>
+          <w:rFonts w:ascii="Arial" w:cs="Arial" w:eastAsia="Arial" w:hAnsi="Arial"/>
+          <w:sz w:val="20"/>
+          <w:szCs w:val="20"/>
+        </w:rPr>
+        <w:t xml:space="preserve">2. A test section that calls each function multiple times</w:t>
+      </w:r>
+    </w:p>
+    <w:p>
+      <w:pPr>
+        <w:spacing w:after="60"/>
+      </w:pPr>
+      <w:r>
+        <w:rPr>
+          <w:rFonts w:ascii="Arial" w:cs="Arial" w:eastAsia="Arial" w:hAnsi="Arial"/>
+          <w:sz w:val="20"/>
+          <w:szCs w:val="20"/>
+        </w:rPr>
+        <w:t xml:space="preserve">3. Clear output showing that your functions work</w:t>
+      </w:r>
+    </w:p>
+    <w:p>
+      <w:pPr>
+        <w:spacing w:after="60"/>
+      </w:pPr>
+      <w:r>
+        <w:rPr>
+          <w:rFonts w:ascii="Arial" w:cs="Arial" w:eastAsia="Arial" w:hAnsi="Arial"/>
+          <w:sz w:val="20"/>
+          <w:szCs w:val="20"/>
+        </w:rPr>
+        <w:t xml:space="preserve">After completing your library, answer these questions:</w:t>
+      </w:r>
+    </w:p>
+    <w:p>
+      <w:pPr>
+        <w:spacing w:after="60"/>
+      </w:pPr>
+      <w:r>
+        <w:rPr>
+          <w:rFonts w:ascii="Arial" w:cs="Arial" w:eastAsia="Arial" w:hAnsi="Arial"/>
+          <w:sz w:val="20"/>
+          <w:szCs w:val="20"/>
+        </w:rPr>
+        <w:t xml:space="preserve">1. What's the purpose of your library? What kinds of problems does it solve?</w:t>
+      </w:r>
+    </w:p>
+    <w:p>
+      <w:pPr>
+        <w:spacing w:after="60"/>
+      </w:pPr>
+      <w:r>
+        <w:rPr>
+          <w:rFonts w:ascii="Arial" w:cs="Arial" w:eastAsia="Arial" w:hAnsi="Arial"/>
+          <w:sz w:val="20"/>
+          <w:szCs w:val="20"/>
+        </w:rPr>
+        <w:t xml:space="preserve">2. Did you use any functions to help build other functions? (Example: using is_even() inside another function)</w:t>
+      </w:r>
+    </w:p>
+    <w:p>
+      <w:pPr>
+        <w:spacing w:after="60"/>
+      </w:pPr>
+      <w:r>
+        <w:rPr>
+          <w:rFonts w:ascii="Arial" w:cs="Arial" w:eastAsia="Arial" w:hAnsi="Arial"/>
+          <w:sz w:val="20"/>
+          <w:szCs w:val="20"/>
+        </w:rPr>
+        <w:t xml:space="preserve">3. What was the hardest part of this lab? What would you do differently?</w:t>
+      </w:r>
+    </w:p>
+    <w:p>
+      <w:pPr>
+        <w:spacing w:after="60"/>
+      </w:pPr>
+      <w:r>
+        <w:rPr>
+          <w:rFonts w:ascii="Arial" w:cs="Arial" w:eastAsia="Arial" w:hAnsi="Arial"/>
+          <w:sz w:val="20"/>
+          <w:szCs w:val="20"/>
+        </w:rPr>
+        <w:t xml:space="preserve">4. How might your library be useful in a larger program?</w:t>
+      </w:r>
+    </w:p>
+    <w:p>
+      <w:pPr>
+        <w:spacing w:after="160"/>
       </w:pPr>
     </w:p>
     <w:p>
